--- a/materialien/Welt5_Netz/5_Loesungen/KR_W5_Akte3_Mallory_im_Netz_LSG.docx
+++ b/materialien/Welt5_Netz/5_Loesungen/KR_W5_Akte3_Mallory_im_Netz_LSG.docx
@@ -349,7 +349,7 @@
               <w:rPr>
                 <w:rFonts w:ascii="Georgia" w:hAnsi="Georgia" w:cs="Georgia" w:eastAsia="Georgia"/>
                 <w:b/>
-                <w:color w:val="0E7C86"/>
+                <w:color w:val="14213D"/>
                 <w:spacing w:val="16"/>
                 <w:sz w:val="21"/>
               </w:rPr>
@@ -507,7 +507,7 @@
               <w:rPr>
                 <w:rFonts w:ascii="Georgia" w:hAnsi="Georgia" w:cs="Georgia" w:eastAsia="Georgia"/>
                 <w:b/>
-                <w:color w:val="0E7C86"/>
+                <w:color w:val="14213D"/>
                 <w:spacing w:val="16"/>
                 <w:sz w:val="21"/>
               </w:rPr>
@@ -977,7 +977,7 @@
             <w:r>
               <w:rPr>
                 <w:rFonts w:ascii="Calibri" w:hAnsi="Calibri" w:cs="Calibri" w:eastAsia="Calibri"/>
-                <w:color w:val="0E7C86"/>
+                <w:color w:val="14213D"/>
                 <w:sz w:val="22"/>
               </w:rPr>
               <w:t>•</w:t>
@@ -1015,7 +1015,7 @@
             <w:r>
               <w:rPr>
                 <w:rFonts w:ascii="Calibri" w:hAnsi="Calibri" w:cs="Calibri" w:eastAsia="Calibri"/>
-                <w:color w:val="0E7C86"/>
+                <w:color w:val="14213D"/>
                 <w:sz w:val="22"/>
               </w:rPr>
               <w:t>•</w:t>
@@ -1073,7 +1073,7 @@
             <w:r>
               <w:rPr>
                 <w:rFonts w:ascii="Calibri" w:hAnsi="Calibri" w:cs="Calibri" w:eastAsia="Calibri"/>
-                <w:color w:val="0E7C86"/>
+                <w:color w:val="14213D"/>
                 <w:sz w:val="22"/>
               </w:rPr>
               <w:t>•</w:t>
@@ -1151,7 +1151,7 @@
             <w:r>
               <w:rPr>
                 <w:rFonts w:ascii="Calibri" w:hAnsi="Calibri" w:cs="Calibri" w:eastAsia="Calibri"/>
-                <w:color w:val="0E7C86"/>
+                <w:color w:val="14213D"/>
                 <w:sz w:val="22"/>
               </w:rPr>
               <w:t>•</w:t>
@@ -1427,7 +1427,7 @@
               <w:rPr>
                 <w:rFonts w:ascii="Georgia" w:hAnsi="Georgia" w:cs="Georgia" w:eastAsia="Georgia"/>
                 <w:b/>
-                <w:color w:val="0E7C86"/>
+                <w:color w:val="14213D"/>
                 <w:spacing w:val="16"/>
                 <w:sz w:val="21"/>
               </w:rPr>
@@ -1446,7 +1446,7 @@
               <w:rPr>
                 <w:rFonts w:ascii="Calibri" w:hAnsi="Calibri" w:cs="Calibri" w:eastAsia="Calibri"/>
                 <w:b/>
-                <w:color w:val="0E7C86"/>
+                <w:color w:val="14213D"/>
                 <w:sz w:val="22"/>
               </w:rPr>
               <w:t>1.</w:t>
@@ -1475,7 +1475,7 @@
               <w:rPr>
                 <w:rFonts w:ascii="Calibri" w:hAnsi="Calibri" w:cs="Calibri" w:eastAsia="Calibri"/>
                 <w:b/>
-                <w:color w:val="0E7C86"/>
+                <w:color w:val="14213D"/>
                 <w:sz w:val="22"/>
               </w:rPr>
               <w:t>2.</w:t>
@@ -1504,7 +1504,7 @@
               <w:rPr>
                 <w:rFonts w:ascii="Calibri" w:hAnsi="Calibri" w:cs="Calibri" w:eastAsia="Calibri"/>
                 <w:b/>
-                <w:color w:val="0E7C86"/>
+                <w:color w:val="14213D"/>
                 <w:sz w:val="22"/>
               </w:rPr>
               <w:t>3.</w:t>
@@ -1533,7 +1533,7 @@
               <w:rPr>
                 <w:rFonts w:ascii="Calibri" w:hAnsi="Calibri" w:cs="Calibri" w:eastAsia="Calibri"/>
                 <w:b/>
-                <w:color w:val="0E7C86"/>
+                <w:color w:val="14213D"/>
                 <w:sz w:val="22"/>
               </w:rPr>
               <w:t>4.</w:t>
@@ -1582,7 +1582,7 @@
               <w:rPr>
                 <w:rFonts w:ascii="Calibri" w:hAnsi="Calibri" w:cs="Calibri" w:eastAsia="Calibri"/>
                 <w:b/>
-                <w:color w:val="0E7C86"/>
+                <w:color w:val="14213D"/>
                 <w:sz w:val="22"/>
               </w:rPr>
               <w:t>5.</w:t>
@@ -1710,7 +1710,7 @@
               <w:rPr>
                 <w:rFonts w:ascii="Georgia" w:hAnsi="Georgia" w:cs="Georgia" w:eastAsia="Georgia"/>
                 <w:b/>
-                <w:color w:val="0E7C86"/>
+                <w:color w:val="14213D"/>
                 <w:spacing w:val="16"/>
                 <w:sz w:val="21"/>
               </w:rPr>
@@ -2408,7 +2408,7 @@
               <w:rPr>
                 <w:rFonts w:ascii="Georgia" w:hAnsi="Georgia" w:cs="Georgia" w:eastAsia="Georgia"/>
                 <w:b/>
-                <w:color w:val="0E7C86"/>
+                <w:color w:val="14213D"/>
                 <w:spacing w:val="16"/>
                 <w:sz w:val="21"/>
               </w:rPr>
@@ -2494,7 +2494,7 @@
                       <w:rFonts w:ascii="Georgia" w:hAnsi="Georgia" w:cs="Georgia" w:eastAsia="Georgia"/>
                       <w:b/>
                       <w:i w:val="0"/>
-                      <w:color w:val="0E7C86"/>
+                      <w:color w:val="14213D"/>
                       <w:sz w:val="24"/>
                     </w:rPr>
                     <w:t>Argumente dafür (Auswahl)</w:t>
@@ -2511,7 +2511,7 @@
                   <w:r>
                     <w:rPr>
                       <w:rFonts w:ascii="Calibri" w:hAnsi="Calibri" w:cs="Calibri" w:eastAsia="Calibri"/>
-                      <w:color w:val="0E7C86"/>
+                      <w:color w:val="14213D"/>
                       <w:sz w:val="22"/>
                     </w:rPr>
                     <w:t>•</w:t>
@@ -2539,7 +2539,7 @@
                   <w:r>
                     <w:rPr>
                       <w:rFonts w:ascii="Calibri" w:hAnsi="Calibri" w:cs="Calibri" w:eastAsia="Calibri"/>
-                      <w:color w:val="0E7C86"/>
+                      <w:color w:val="14213D"/>
                       <w:sz w:val="22"/>
                     </w:rPr>
                     <w:t>•</w:t>
@@ -2567,7 +2567,7 @@
                   <w:r>
                     <w:rPr>
                       <w:rFonts w:ascii="Calibri" w:hAnsi="Calibri" w:cs="Calibri" w:eastAsia="Calibri"/>
-                      <w:color w:val="0E7C86"/>
+                      <w:color w:val="14213D"/>
                       <w:sz w:val="22"/>
                     </w:rPr>
                     <w:t>•</w:t>
@@ -2610,7 +2610,7 @@
                       <w:rFonts w:ascii="Georgia" w:hAnsi="Georgia" w:cs="Georgia" w:eastAsia="Georgia"/>
                       <w:b/>
                       <w:i w:val="0"/>
-                      <w:color w:val="0E7C86"/>
+                      <w:color w:val="14213D"/>
                       <w:sz w:val="24"/>
                     </w:rPr>
                     <w:t>Argumente dagegen (Auswahl)</w:t>
@@ -2627,7 +2627,7 @@
                   <w:r>
                     <w:rPr>
                       <w:rFonts w:ascii="Calibri" w:hAnsi="Calibri" w:cs="Calibri" w:eastAsia="Calibri"/>
-                      <w:color w:val="0E7C86"/>
+                      <w:color w:val="14213D"/>
                       <w:sz w:val="22"/>
                     </w:rPr>
                     <w:t>•</w:t>
@@ -2655,7 +2655,7 @@
                   <w:r>
                     <w:rPr>
                       <w:rFonts w:ascii="Calibri" w:hAnsi="Calibri" w:cs="Calibri" w:eastAsia="Calibri"/>
-                      <w:color w:val="0E7C86"/>
+                      <w:color w:val="14213D"/>
                       <w:sz w:val="22"/>
                     </w:rPr>
                     <w:t>•</w:t>
@@ -2683,7 +2683,7 @@
                   <w:r>
                     <w:rPr>
                       <w:rFonts w:ascii="Calibri" w:hAnsi="Calibri" w:cs="Calibri" w:eastAsia="Calibri"/>
-                      <w:color w:val="0E7C86"/>
+                      <w:color w:val="14213D"/>
                       <w:sz w:val="22"/>
                     </w:rPr>
                     <w:t>•</w:t>
@@ -2711,7 +2711,7 @@
                   <w:r>
                     <w:rPr>
                       <w:rFonts w:ascii="Calibri" w:hAnsi="Calibri" w:cs="Calibri" w:eastAsia="Calibri"/>
-                      <w:color w:val="0E7C86"/>
+                      <w:color w:val="14213D"/>
                       <w:sz w:val="22"/>
                     </w:rPr>
                     <w:t>•</w:t>
@@ -2842,7 +2842,7 @@
             <w:r>
               <w:rPr>
                 <w:rFonts w:ascii="Calibri" w:hAnsi="Calibri" w:cs="Calibri" w:eastAsia="Calibri"/>
-                <w:color w:val="B07D2B"/>
+                <w:color w:val="8A5F1A"/>
                 <w:sz w:val="20"/>
               </w:rPr>
               <w:t xml:space="preserve">  ★</w:t>
@@ -3229,7 +3229,7 @@
             <w:r>
               <w:rPr>
                 <w:rFonts w:ascii="Calibri" w:hAnsi="Calibri" w:cs="Calibri" w:eastAsia="Calibri"/>
-                <w:color w:val="B07D2B"/>
+                <w:color w:val="8A5F1A"/>
                 <w:sz w:val="20"/>
               </w:rPr>
               <w:t xml:space="preserve">  ★★</w:t>
@@ -4206,7 +4206,7 @@
             <w:r>
               <w:rPr>
                 <w:rFonts w:ascii="Calibri" w:hAnsi="Calibri" w:cs="Calibri" w:eastAsia="Calibri"/>
-                <w:color w:val="B07D2B"/>
+                <w:color w:val="8A5F1A"/>
                 <w:sz w:val="20"/>
               </w:rPr>
               <w:t xml:space="preserve">  ★★</w:t>
@@ -4680,7 +4680,7 @@
             <w:r>
               <w:rPr>
                 <w:rFonts w:ascii="Calibri" w:hAnsi="Calibri" w:cs="Calibri" w:eastAsia="Calibri"/>
-                <w:color w:val="B07D2B"/>
+                <w:color w:val="8A5F1A"/>
                 <w:sz w:val="20"/>
               </w:rPr>
               <w:t xml:space="preserve">  ★★</w:t>
@@ -5463,7 +5463,7 @@
             <w:r>
               <w:rPr>
                 <w:rFonts w:ascii="Calibri" w:hAnsi="Calibri" w:cs="Calibri" w:eastAsia="Calibri"/>
-                <w:color w:val="B07D2B"/>
+                <w:color w:val="8A5F1A"/>
                 <w:sz w:val="20"/>
               </w:rPr>
               <w:t xml:space="preserve">  ★★</w:t>
@@ -6387,7 +6387,7 @@
             <w:r>
               <w:rPr>
                 <w:rFonts w:ascii="Calibri" w:hAnsi="Calibri" w:cs="Calibri" w:eastAsia="Calibri"/>
-                <w:color w:val="B07D2B"/>
+                <w:color w:val="8A5F1A"/>
                 <w:sz w:val="20"/>
               </w:rPr>
               <w:t xml:space="preserve">  ★★★</w:t>
@@ -6914,7 +6914,7 @@
             <w:r>
               <w:rPr>
                 <w:rFonts w:ascii="Calibri" w:hAnsi="Calibri" w:cs="Calibri" w:eastAsia="Calibri"/>
-                <w:color w:val="B07D2B"/>
+                <w:color w:val="8A5F1A"/>
                 <w:sz w:val="20"/>
               </w:rPr>
               <w:t xml:space="preserve">  ★★★</w:t>
@@ -7379,7 +7379,7 @@
                       <w:rFonts w:ascii="Calibri" w:hAnsi="Calibri" w:cs="Calibri" w:eastAsia="Calibri"/>
                       <w:b/>
                       <w:i w:val="0"/>
-                      <w:color w:val="1F4E8C"/>
+                      <w:color w:val="14213D"/>
                       <w:sz w:val="19"/>
                     </w:rPr>
                     <w:t>A</w:t>
@@ -7484,7 +7484,7 @@
                       <w:rFonts w:ascii="Calibri" w:hAnsi="Calibri" w:cs="Calibri" w:eastAsia="Calibri"/>
                       <w:b/>
                       <w:i w:val="0"/>
-                      <w:color w:val="1F4E8C"/>
+                      <w:color w:val="14213D"/>
                       <w:sz w:val="19"/>
                     </w:rPr>
                     <w:t>B</w:t>
@@ -7589,7 +7589,7 @@
                       <w:rFonts w:ascii="Calibri" w:hAnsi="Calibri" w:cs="Calibri" w:eastAsia="Calibri"/>
                       <w:b/>
                       <w:i w:val="0"/>
-                      <w:color w:val="1F4E8C"/>
+                      <w:color w:val="14213D"/>
                       <w:sz w:val="19"/>
                     </w:rPr>
                     <w:t>M</w:t>
@@ -7694,7 +7694,7 @@
                       <w:rFonts w:ascii="Calibri" w:hAnsi="Calibri" w:cs="Calibri" w:eastAsia="Calibri"/>
                       <w:b/>
                       <w:i w:val="0"/>
-                      <w:color w:val="1F4E8C"/>
+                      <w:color w:val="14213D"/>
                       <w:sz w:val="19"/>
                     </w:rPr>
                     <w:t>K</w:t>
@@ -7704,7 +7704,7 @@
                       <w:rFonts w:ascii="Calibri" w:hAnsi="Calibri" w:cs="Calibri" w:eastAsia="Calibri"/>
                       <w:b/>
                       <w:i w:val="0"/>
-                      <w:color w:val="1F4E8C"/>
+                      <w:color w:val="14213D"/>
                       <w:sz w:val="19"/>
                       <w:vertAlign w:val="subscript"/>
                     </w:rPr>
@@ -7831,7 +7831,7 @@
                       <w:rFonts w:ascii="Calibri" w:hAnsi="Calibri" w:cs="Calibri" w:eastAsia="Calibri"/>
                       <w:b/>
                       <w:i w:val="0"/>
-                      <w:color w:val="1F4E8C"/>
+                      <w:color w:val="14213D"/>
                       <w:sz w:val="19"/>
                     </w:rPr>
                     <w:t>K</w:t>
@@ -7841,7 +7841,7 @@
                       <w:rFonts w:ascii="Calibri" w:hAnsi="Calibri" w:cs="Calibri" w:eastAsia="Calibri"/>
                       <w:b/>
                       <w:i w:val="0"/>
-                      <w:color w:val="1F4E8C"/>
+                      <w:color w:val="14213D"/>
                       <w:sz w:val="19"/>
                       <w:vertAlign w:val="subscript"/>
                     </w:rPr>
@@ -8804,7 +8804,7 @@
               <w:rPr>
                 <w:rFonts w:ascii="Georgia" w:hAnsi="Georgia" w:cs="Georgia" w:eastAsia="Georgia"/>
                 <w:b/>
-                <w:color w:val="0E7C86"/>
+                <w:color w:val="14213D"/>
                 <w:spacing w:val="16"/>
                 <w:sz w:val="21"/>
               </w:rPr>
